--- a/pr-preview/pr-30/chapters/github-tracked-changes.docx
+++ b/pr-preview/pr-30/chapters/github-tracked-changes.docx
@@ -26,7 +26,7 @@
       </w:pPr>
       <w:ins w:id="2" w:author="PR Preview" w:date="2026-01-01T00:00:00Z">
         <w:r>
-          <w:t xml:space="preserve">Last modified: 2026-10-14 02:06:18 (PDT)</w:t>
+          <w:t xml:space="preserve">Last modified: 2026-10-14 02:55:43 (PDT)</w:t>
         </w:r>
       </w:ins>
     </w:p>
@@ -3742,70 +3742,203 @@
       <w:pPr>
         <w:pStyle w:val="BodyText"/>
       </w:pPr>
-      <w:r>
-        <w:t xml:space="preserve">There is a standardized</w:t>
-      </w:r>
-      <w:r>
-        <w:t xml:space="preserve"> </w:t>
-      </w:r>
-      <w:r>
-        <w:rPr>
-          <w:rStyle w:val="VerbatimChar"/>
-        </w:rPr>
-        <w:t xml:space="preserve">.gitignore</w:t>
-      </w:r>
-      <w:r>
-        <w:t xml:space="preserve"> </w:t>
-      </w:r>
-      <w:r>
-        <w:t xml:space="preserve">for</w:t>
-      </w:r>
-      <w:r>
-        <w:t xml:space="preserve"> </w:t>
-      </w:r>
-      <w:r>
-        <w:rPr>
-          <w:rStyle w:val="VerbatimChar"/>
-        </w:rPr>
-        <w:t xml:space="preserve">R</w:t>
-      </w:r>
-      <w:r>
-        <w:t xml:space="preserve"> </w:t>
-      </w:r>
-      <w:r>
-        <w:t xml:space="preserve">which you</w:t>
-      </w:r>
-      <w:r>
-        <w:t xml:space="preserve"> </w:t>
-      </w:r>
-      <w:hyperlink r:id="rId53">
+      <w:del w:id="3" w:author="PR Preview" w:date="2026-01-01T00:00:00Z">
+        <w:r>
+          <w:delText xml:space="preserve">There is a standardized</w:delText>
+        </w:r>
+      </w:del>
+      <w:del w:id="4" w:author="PR Preview" w:date="2026-01-01T00:00:00Z">
+        <w:r>
+          <w:delText xml:space="preserve"> </w:delText>
+        </w:r>
+      </w:del>
+      <w:del w:id="5" w:author="PR Preview" w:date="2026-01-01T00:00:00Z">
         <w:r>
           <w:rPr>
-            <w:rStyle w:val="Hyperlink"/>
+            <w:rStyle w:val="VerbatimChar"/>
           </w:rPr>
-          <w:t xml:space="preserve">can download</w:t>
+          <w:delText xml:space="preserve">.gitignore</w:delText>
         </w:r>
-      </w:hyperlink>
-      <w:r>
-        <w:t xml:space="preserve"> </w:t>
-      </w:r>
-      <w:r>
-        <w:t xml:space="preserve">and add to your project. This ensures you’re not committing log files or things that would otherwise best be left ignored to GitHub. This is a</w:t>
-      </w:r>
-      <w:r>
-        <w:t xml:space="preserve"> </w:t>
-      </w:r>
-      <w:hyperlink r:id="rId54">
+      </w:del>
+      <w:del w:id="6" w:author="PR Preview" w:date="2026-01-01T00:00:00Z">
+        <w:r>
+          <w:delText xml:space="preserve"> </w:delText>
+        </w:r>
+      </w:del>
+      <w:del w:id="7" w:author="PR Preview" w:date="2026-01-01T00:00:00Z">
+        <w:r>
+          <w:delText xml:space="preserve">for</w:delText>
+        </w:r>
+      </w:del>
+      <w:del w:id="8" w:author="PR Preview" w:date="2026-01-01T00:00:00Z">
+        <w:r>
+          <w:delText xml:space="preserve"> </w:delText>
+        </w:r>
+      </w:del>
+      <w:del w:id="9" w:author="PR Preview" w:date="2026-01-01T00:00:00Z">
         <w:r>
           <w:rPr>
-            <w:rStyle w:val="Hyperlink"/>
+            <w:rStyle w:val="VerbatimChar"/>
           </w:rPr>
-          <w:t xml:space="preserve">great discussion of project-oriented workflows</w:t>
+          <w:delText xml:space="preserve">R</w:delText>
         </w:r>
+      </w:del>
+      <w:del w:id="10" w:author="PR Preview" w:date="2026-01-01T00:00:00Z">
+        <w:r>
+          <w:delText xml:space="preserve"> </w:delText>
+        </w:r>
+      </w:del>
+      <w:del w:id="11" w:author="PR Preview" w:date="2026-01-01T00:00:00Z">
+        <w:r>
+          <w:delText xml:space="preserve">which you</w:delText>
+        </w:r>
+      </w:del>
+      <w:del w:id="12" w:author="PR Preview" w:date="2026-01-01T00:00:00Z">
+        <w:r>
+          <w:delText xml:space="preserve"> </w:delText>
+        </w:r>
+      </w:del>
+      <w:hyperlink r:id="rId9">
+        <w:del w:id="13" w:author="PR Preview" w:date="2026-01-01T00:00:00Z">
+          <w:r>
+            <w:rPr>
+              <w:rStyle w:val="Hyperlink"/>
+            </w:rPr>
+            <w:delText xml:space="preserve">can download</w:delText>
+          </w:r>
+        </w:del>
       </w:hyperlink>
-      <w:r>
-        <w:t xml:space="preserve">, extolling the virtues of a self-contained, portable projects, for your reference.</w:t>
-      </w:r>
+      <w:del w:id="14" w:author="PR Preview" w:date="2026-01-01T00:00:00Z">
+        <w:r>
+          <w:delText xml:space="preserve"> </w:delText>
+        </w:r>
+      </w:del>
+      <w:del w:id="15" w:author="PR Preview" w:date="2026-01-01T00:00:00Z">
+        <w:r>
+          <w:delText xml:space="preserve">and add to your project. This ensures you’re not committing log files or things that would otherwise best be left ignored to GitHub. This is a</w:delText>
+        </w:r>
+      </w:del>
+      <w:del w:id="16" w:author="PR Preview" w:date="2026-01-01T00:00:00Z">
+        <w:r>
+          <w:delText xml:space="preserve"> </w:delText>
+        </w:r>
+      </w:del>
+      <w:hyperlink r:id="rId54">
+        <w:del w:id="17" w:author="PR Preview" w:date="2026-01-01T00:00:00Z">
+          <w:r>
+            <w:rPr>
+              <w:rStyle w:val="Hyperlink"/>
+            </w:rPr>
+            <w:delText xml:space="preserve">great discussion of project-oriented workflows</w:delText>
+          </w:r>
+        </w:del>
+      </w:hyperlink>
+      <w:del w:id="18" w:author="PR Preview" w:date="2026-01-01T00:00:00Z">
+        <w:r>
+          <w:delText xml:space="preserve">, extolling the virtues of a self-contained, portable projects, for your reference.</w:delText>
+        </w:r>
+      </w:del>
+    </w:p>
+    <w:p>
+      <w:pPr>
+        <w:pStyle w:val="BodyText"/>
+      </w:pPr>
+      <w:ins w:id="19" w:author="PR Preview" w:date="2026-01-01T00:00:00Z">
+        <w:r>
+          <w:t xml:space="preserve">There is a standardized</w:t>
+        </w:r>
+      </w:ins>
+      <w:ins w:id="20" w:author="PR Preview" w:date="2026-01-01T00:00:00Z">
+        <w:r>
+          <w:t xml:space="preserve"> </w:t>
+        </w:r>
+      </w:ins>
+      <w:ins w:id="21" w:author="PR Preview" w:date="2026-01-01T00:00:00Z">
+        <w:r>
+          <w:rPr>
+            <w:rStyle w:val="VerbatimChar"/>
+          </w:rPr>
+          <w:t xml:space="preserve">.gitignore</w:t>
+        </w:r>
+      </w:ins>
+      <w:ins w:id="22" w:author="PR Preview" w:date="2026-01-01T00:00:00Z">
+        <w:r>
+          <w:t xml:space="preserve"> </w:t>
+        </w:r>
+      </w:ins>
+      <w:ins w:id="23" w:author="PR Preview" w:date="2026-01-01T00:00:00Z">
+        <w:r>
+          <w:t xml:space="preserve">for</w:t>
+        </w:r>
+      </w:ins>
+      <w:ins w:id="24" w:author="PR Preview" w:date="2026-01-01T00:00:00Z">
+        <w:r>
+          <w:t xml:space="preserve"> </w:t>
+        </w:r>
+      </w:ins>
+      <w:ins w:id="25" w:author="PR Preview" w:date="2026-01-01T00:00:00Z">
+        <w:r>
+          <w:rPr>
+            <w:rStyle w:val="VerbatimChar"/>
+          </w:rPr>
+          <w:t xml:space="preserve">R</w:t>
+        </w:r>
+      </w:ins>
+      <w:ins w:id="26" w:author="PR Preview" w:date="2026-01-01T00:00:00Z">
+        <w:r>
+          <w:t xml:space="preserve"> </w:t>
+        </w:r>
+      </w:ins>
+      <w:ins w:id="27" w:author="PR Preview" w:date="2026-01-01T00:00:00Z">
+        <w:r>
+          <w:t xml:space="preserve">which you</w:t>
+        </w:r>
+      </w:ins>
+      <w:ins w:id="28" w:author="PR Preview" w:date="2026-01-01T00:00:00Z">
+        <w:r>
+          <w:t xml:space="preserve"> </w:t>
+        </w:r>
+      </w:ins>
+      <w:hyperlink r:id="rId53">
+        <w:ins w:id="29" w:author="PR Preview" w:date="2026-01-01T00:00:00Z">
+          <w:r>
+            <w:rPr>
+              <w:rStyle w:val="Hyperlink"/>
+            </w:rPr>
+            <w:t xml:space="preserve">can download</w:t>
+          </w:r>
+        </w:ins>
+      </w:hyperlink>
+      <w:ins w:id="30" w:author="PR Preview" w:date="2026-01-01T00:00:00Z">
+        <w:r>
+          <w:t xml:space="preserve"> </w:t>
+        </w:r>
+      </w:ins>
+      <w:ins w:id="31" w:author="PR Preview" w:date="2026-01-01T00:00:00Z">
+        <w:r>
+          <w:t xml:space="preserve">and add to your project. This ensures you’re not committing log files or things that would otherwise best be left ignored to GitHub. This is a</w:t>
+        </w:r>
+      </w:ins>
+      <w:ins w:id="32" w:author="PR Preview" w:date="2026-01-01T00:00:00Z">
+        <w:r>
+          <w:t xml:space="preserve"> </w:t>
+        </w:r>
+      </w:ins>
+      <w:hyperlink r:id="rId54">
+        <w:ins w:id="33" w:author="PR Preview" w:date="2026-01-01T00:00:00Z">
+          <w:r>
+            <w:rPr>
+              <w:rStyle w:val="Hyperlink"/>
+            </w:rPr>
+            <w:t xml:space="preserve">great discussion of project-oriented workflows</w:t>
+          </w:r>
+        </w:ins>
+      </w:hyperlink>
+      <w:ins w:id="34" w:author="PR Preview" w:date="2026-01-01T00:00:00Z">
+        <w:r>
+          <w:t xml:space="preserve">, extolling the virtues of self-contained, portable projects, for your reference.</w:t>
+        </w:r>
+      </w:ins>
     </w:p>
     <w:bookmarkEnd w:id="55"/>
     <w:bookmarkStart w:id="60" w:name="sec-gitlab"/>
